--- a/40_AWS/05_改修資料/KSM_AWS_MOD_013_改修指示書_ギフト決済S3保存_ja_vi.docx
+++ b/40_AWS/05_改修資料/KSM_AWS_MOD_013_改修指示書_ギフト決済S3保存_ja_vi.docx
@@ -80,7 +80,7 @@
           <w:sz w:val="24"/>
           <w:szCs w:val="24"/>
         </w:rPr>
-        <w:t xml:space="preserve">■ ① 文書情報</w:t>
+        <w:t xml:space="preserve">■ 文書情報</w:t>
       </w:r>
       <w:r>
         <w:br/>
@@ -1310,7 +1310,7 @@
           <w:sz w:val="24"/>
           <w:szCs w:val="24"/>
         </w:rPr>
-        <w:t xml:space="preserve">■ ② 改修概要</w:t>
+        <w:t xml:space="preserve">■ 改修概要</w:t>
       </w:r>
       <w:r>
         <w:br/>
@@ -1737,7 +1737,7 @@
           <w:sz w:val="24"/>
           <w:szCs w:val="24"/>
         </w:rPr>
-        <w:t xml:space="preserve">■ ③ 対象ファイル</w:t>
+        <w:t xml:space="preserve">■ 対象ファイル</w:t>
       </w:r>
       <w:r>
         <w:br/>
@@ -1884,7 +1884,7 @@
           <w:sz w:val="24"/>
           <w:szCs w:val="24"/>
         </w:rPr>
-        <w:t xml:space="preserve">■ ④ 改修内容</w:t>
+        <w:t xml:space="preserve">■ 改修内容</w:t>
       </w:r>
       <w:r>
         <w:br/>
@@ -2388,7 +2388,7 @@
                 <w:sz w:val="16"/>
                 <w:szCs w:val="16"/>
               </w:rPr>
-              <w:t xml:space="preserve">type = switch (t.getType()) { case 1 -\\\&gt;</w:t>
+              <w:t xml:space="preserve">type = switch (t.getType()) { case 1 -\\&gt;</w:t>
             </w:r>
           </w:p>
           <w:p>
@@ -2402,7 +2402,7 @@
                 <w:sz w:val="16"/>
                 <w:szCs w:val="16"/>
               </w:rPr>
-              <w:t xml:space="preserve">\\\"利用\\\"; case 2 -\\\&gt; \\\"払戻\\\";</w:t>
+              <w:t xml:space="preserve">\"利用\"; case 2 -\\&gt; \"払戻\";</w:t>
             </w:r>
           </w:p>
           <w:p>
@@ -2416,7 +2416,7 @@
                 <w:sz w:val="16"/>
                 <w:szCs w:val="16"/>
               </w:rPr>
-              <w:t xml:space="preserve">default -\\\&gt; String.valueOf(t.getType()); };</w:t>
+              <w:t xml:space="preserve">default -\\&gt; String.valueOf(t.getType()); };</w:t>
             </w:r>
           </w:p>
           <w:p>
@@ -2444,7 +2444,7 @@
                 <w:sz w:val="16"/>
                 <w:szCs w:val="16"/>
               </w:rPr>
-              <w:t xml:space="preserve">dePayNoAeongift())).append(\\\",\\\")</w:t>
+              <w:t xml:space="preserve">dePayNoAeongift())).append(\",\")</w:t>
             </w:r>
           </w:p>
           <w:p>
@@ -2458,7 +2458,7 @@
                 <w:sz w:val="16"/>
                 <w:szCs w:val="16"/>
               </w:rPr>
-              <w:t xml:space="preserve">.append(type).append(\\\",\\\") .ap</w:t>
+              <w:t xml:space="preserve">.append(type).append(\",\") .ap</w:t>
             </w:r>
           </w:p>
           <w:p>
@@ -2486,7 +2486,7 @@
                 <w:sz w:val="16"/>
                 <w:szCs w:val="16"/>
               </w:rPr>
-              <w:t xml:space="preserve">.append(\\\",\\\") .appen</w:t>
+              <w:t xml:space="preserve">.append(\",\") .appen</w:t>
             </w:r>
           </w:p>
           <w:p>
@@ -2514,7 +2514,7 @@
                 <w:sz w:val="16"/>
                 <w:szCs w:val="16"/>
               </w:rPr>
-              <w:t xml:space="preserve">.append(\\\",\\\") .append(t.</w:t>
+              <w:t xml:space="preserve">.append(\",\") .append(t.</w:t>
             </w:r>
           </w:p>
           <w:p>
@@ -2528,7 +2528,7 @@
                 <w:sz w:val="16"/>
                 <w:szCs w:val="16"/>
               </w:rPr>
-              <w:t xml:space="preserve">getTransactionDt()).append(\\\",\\\") .ap</w:t>
+              <w:t xml:space="preserve">getTransactionDt()).append(\",\") .ap</w:t>
             </w:r>
           </w:p>
           <w:p>
@@ -2542,7 +2542,7 @@
                 <w:sz w:val="16"/>
                 <w:szCs w:val="16"/>
               </w:rPr>
-              <w:t xml:space="preserve">pend(t.getAmount()).append(\\\",\\\") .append(</w:t>
+              <w:t xml:space="preserve">pend(t.getAmount()).append(\",\") .append(</w:t>
             </w:r>
           </w:p>
           <w:p>
@@ -2556,7 +2556,7 @@
                 <w:sz w:val="16"/>
                 <w:szCs w:val="16"/>
               </w:rPr>
-              <w:t xml:space="preserve">csvEscape(t.getApprovalNumber())) .append(\\\"</w:t>
+              <w:t xml:space="preserve">csvEscape(t.getApprovalNumber())) .append(\"</w:t>
             </w:r>
           </w:p>
           <w:p>
@@ -2570,7 +2570,7 @@
                 <w:sz w:val="16"/>
                 <w:szCs w:val="16"/>
               </w:rPr>
-              <w:t xml:space="preserve">\\\"); } return sb.toString()</w:t>
+              <w:t xml:space="preserve">\"); } return sb.toString()</w:t>
             </w:r>
           </w:p>
           <w:p>
@@ -2626,7 +2626,7 @@
                 <w:sz w:val="16"/>
                 <w:szCs w:val="16"/>
               </w:rPr>
-              <w:t xml:space="preserve">null) return \\\"\\\"; if</w:t>
+              <w:t xml:space="preserve">null) return \"\"; if</w:t>
             </w:r>
           </w:p>
           <w:p>
@@ -2640,7 +2640,7 @@
                 <w:sz w:val="16"/>
                 <w:szCs w:val="16"/>
               </w:rPr>
-              <w:t xml:space="preserve">(val.contains(\\\",\\\") \\</w:t>
+              <w:t xml:space="preserve">(val.contains(\",\") \</w:t>
             </w:r>
           </w:p>
           <w:p>
@@ -2654,7 +2654,7 @@
                 <w:sz w:val="16"/>
                 <w:szCs w:val="16"/>
               </w:rPr>
-              <w:t xml:space="preserve">val.contains(\\\"\\\"\\\") \\ \\\")) { return</w:t>
+              <w:t xml:space="preserve">val.contains(\"\"\") \ \")) { return</w:t>
             </w:r>
           </w:p>
           <w:p>
@@ -2668,7 +2668,7 @@
                 <w:sz w:val="16"/>
                 <w:szCs w:val="16"/>
               </w:rPr>
-              <w:t xml:space="preserve">\\\"\\\"\\\" +</w:t>
+              <w:t xml:space="preserve">\"\"\" +</w:t>
             </w:r>
           </w:p>
           <w:p>
@@ -2682,7 +2682,7 @@
                 <w:sz w:val="16"/>
                 <w:szCs w:val="16"/>
               </w:rPr>
-              <w:t xml:space="preserve">val.replace(\\\"\\\"\\\",\\\"\\\"\\\"\\\") +</w:t>
+              <w:t xml:space="preserve">val.replace(\"\"\",\"\"\"\") +</w:t>
             </w:r>
           </w:p>
           <w:p>
@@ -2696,7 +2696,7 @@
                 <w:sz w:val="16"/>
                 <w:szCs w:val="16"/>
               </w:rPr>
-              <w:t xml:space="preserve">\\\"\\\"\\\"; } return val; }</w:t>
+              <w:t xml:space="preserve">\"\"\"; } return val; }</w:t>
             </w:r>
           </w:p>
         </w:tc>
@@ -5240,7 +5240,7 @@
           <w:sz w:val="24"/>
           <w:szCs w:val="24"/>
         </w:rPr>
-        <w:t xml:space="preserve">■ ⑧ テスト手順・結果</w:t>
+        <w:t xml:space="preserve">■ テスト手順・結果</w:t>
       </w:r>
       <w:r>
         <w:br/>
@@ -6399,7 +6399,7 @@
           <w:sz w:val="24"/>
           <w:szCs w:val="24"/>
         </w:rPr>
-        <w:t xml:space="preserve">■ ⑨ 改廃履歴</w:t>
+        <w:t xml:space="preserve">■ 改廃履歴</w:t>
       </w:r>
       <w:r>
         <w:br/>

--- a/40_AWS/05_改修資料/KSM_AWS_MOD_013_改修指示書_ギフト決済S3保存_ja_vi.docx
+++ b/40_AWS/05_改修資料/KSM_AWS_MOD_013_改修指示書_ギフト決済S3保存_ja_vi.docx
@@ -5682,6 +5682,1394 @@
         <w:t xml:space="preserve">nội dung lỗi.*</w:t>
       </w:r>
     </w:p>
+    <w:p>
+      <w:pPr>
+        <w:pBdr>
+          <w:left w:val="thick" w:color="C8102E" w:sz="20" w:space="6"/>
+        </w:pBdr>
+        <w:spacing w:before="280" w:after="100"/>
+      </w:pPr>
+      <w:r>
+        <w:rPr>
+          <w:rFonts w:ascii="BIZ UDPGothic" w:cs="BIZ UDPGothic" w:eastAsia="BIZ UDPGothic" w:hAnsi="BIZ UDPGothic"/>
+          <w:b/>
+          <w:bCs/>
+          <w:color w:val="C8102E"/>
+          <w:sz w:val="24"/>
+          <w:szCs w:val="24"/>
+        </w:rPr>
+        <w:t xml:space="preserve">■ デプロイ時確認・注意事項</w:t>
+      </w:r>
+      <w:r>
+        <w:br/>
+      </w:r>
+      <w:r>
+        <w:rPr>
+          <w:rFonts w:ascii="BIZ UDPGothic" w:cs="BIZ UDPGothic" w:eastAsia="BIZ UDPGothic" w:hAnsi="BIZ UDPGothic"/>
+          <w:i/>
+          <w:iCs/>
+          <w:color w:val="AA3344"/>
+          <w:sz w:val="17"/>
+          <w:szCs w:val="17"/>
+        </w:rPr>
+        <w:t xml:space="preserve">　Lưu Ý &amp; Xác Nhận Khi Triển Khai</w:t>
+      </w:r>
+    </w:p>
+    <w:p>
+      <w:pPr>
+        <w:spacing w:before="100" w:after="100"/>
+      </w:pPr>
+      <w:r>
+        <w:rPr>
+          <w:rFonts w:ascii="BIZ UDPGothic" w:cs="BIZ UDPGothic" w:eastAsia="BIZ UDPGothic" w:hAnsi="BIZ UDPGothic"/>
+          <w:color w:val="404040"/>
+          <w:sz w:val="18"/>
+          <w:szCs w:val="18"/>
+        </w:rPr>
+        <w:t xml:space="preserve">本改修のデプロイにあたり、以下の8項目を事前・事後に確認すること。</w:t>
+      </w:r>
+      <w:r>
+        <w:br/>
+      </w:r>
+      <w:r>
+        <w:rPr>
+          <w:rFonts w:ascii="BIZ UDPGothic" w:cs="BIZ UDPGothic" w:eastAsia="BIZ UDPGothic" w:hAnsi="BIZ UDPGothic"/>
+          <w:i/>
+          <w:iCs/>
+          <w:color w:val="777777"/>
+          <w:sz w:val="16"/>
+          <w:szCs w:val="16"/>
+        </w:rPr>
+        <w:t xml:space="preserve">/ Khi triển khai sửa đổi này, cần xác nhận 8 hạng mục dưới đây trước và sau khi deploy.</w:t>
+      </w:r>
+    </w:p>
+    <w:tbl>
+      <w:tblPr>
+        <w:tblW w:type="dxa" w:w="9506"/>
+        <w:tblBorders>
+          <w:top w:val="single" w:color="CCCCCC" w:sz="4"/>
+          <w:left w:val="single" w:color="CCCCCC" w:sz="4"/>
+          <w:bottom w:val="single" w:color="CCCCCC" w:sz="4"/>
+          <w:right w:val="single" w:color="CCCCCC" w:sz="4"/>
+          <w:insideH w:val="single" w:color="auto" w:sz="4"/>
+          <w:insideV w:val="single" w:color="auto" w:sz="4"/>
+        </w:tblBorders>
+      </w:tblPr>
+      <w:tblGrid>
+        <w:gridCol w:w="400"/>
+        <w:gridCol w:w="2200"/>
+        <w:gridCol w:w="6906"/>
+      </w:tblGrid>
+      <w:tr>
+        <w:trPr>
+          <w:cantSplit/>
+          <w:tblHeader/>
+        </w:trPr>
+        <w:tc>
+          <w:tcPr>
+            <w:tcW w:type="dxa" w:w="400"/>
+            <w:tcBorders>
+              <w:top w:val="single" w:color="CCCCCC" w:sz="4"/>
+              <w:left w:val="single" w:color="CCCCCC" w:sz="4"/>
+              <w:bottom w:val="single" w:color="CCCCCC" w:sz="4"/>
+              <w:right w:val="single" w:color="CCCCCC" w:sz="4"/>
+            </w:tcBorders>
+            <w:shd w:fill="E8E8E8" w:val="clear"/>
+            <w:tcMar>
+              <w:top w:type="dxa" w:w="80"/>
+              <w:left w:type="dxa" w:w="120"/>
+              <w:bottom w:type="dxa" w:w="80"/>
+              <w:right w:type="dxa" w:w="120"/>
+            </w:tcMar>
+            <w:vAlign w:val="center"/>
+          </w:tcPr>
+          <w:p>
+            <w:pPr>
+              <w:jc w:val="center"/>
+            </w:pPr>
+            <w:r>
+              <w:rPr>
+                <w:rFonts w:ascii="BIZ UDPGothic" w:cs="BIZ UDPGothic" w:eastAsia="BIZ UDPGothic" w:hAnsi="BIZ UDPGothic"/>
+                <w:b/>
+                <w:bCs/>
+                <w:color w:val="000000"/>
+                <w:sz w:val="18"/>
+                <w:szCs w:val="18"/>
+              </w:rPr>
+              <w:t xml:space="preserve">No.</w:t>
+            </w:r>
+          </w:p>
+        </w:tc>
+        <w:tc>
+          <w:tcPr>
+            <w:tcW w:type="dxa" w:w="2200"/>
+            <w:tcBorders>
+              <w:top w:val="single" w:color="CCCCCC" w:sz="4"/>
+              <w:left w:val="single" w:color="CCCCCC" w:sz="4"/>
+              <w:bottom w:val="single" w:color="CCCCCC" w:sz="4"/>
+              <w:right w:val="single" w:color="CCCCCC" w:sz="4"/>
+            </w:tcBorders>
+            <w:shd w:fill="E8E8E8" w:val="clear"/>
+            <w:tcMar>
+              <w:top w:type="dxa" w:w="80"/>
+              <w:left w:type="dxa" w:w="120"/>
+              <w:bottom w:type="dxa" w:w="80"/>
+              <w:right w:type="dxa" w:w="120"/>
+            </w:tcMar>
+            <w:vAlign w:val="center"/>
+          </w:tcPr>
+          <w:p>
+            <w:pPr>
+              <w:jc w:val="left"/>
+            </w:pPr>
+            <w:r>
+              <w:rPr>
+                <w:rFonts w:ascii="BIZ UDPGothic" w:cs="BIZ UDPGothic" w:eastAsia="BIZ UDPGothic" w:hAnsi="BIZ UDPGothic"/>
+                <w:b/>
+                <w:bCs/>
+                <w:color w:val="000000"/>
+                <w:sz w:val="18"/>
+                <w:szCs w:val="18"/>
+              </w:rPr>
+              <w:t xml:space="preserve">項目</w:t>
+            </w:r>
+            <w:r>
+              <w:rPr>
+                <w:rFonts w:ascii="BIZ UDPGothic" w:cs="BIZ UDPGothic" w:eastAsia="BIZ UDPGothic" w:hAnsi="BIZ UDPGothic"/>
+                <w:i/>
+                <w:iCs/>
+                <w:color w:val="888888"/>
+                <w:sz w:val="16"/>
+                <w:szCs w:val="16"/>
+              </w:rPr>
+              <w:t xml:space="preserve"> / </w:t>
+            </w:r>
+            <w:r>
+              <w:rPr>
+                <w:rFonts w:ascii="BIZ UDPGothic" w:cs="BIZ UDPGothic" w:eastAsia="BIZ UDPGothic" w:hAnsi="BIZ UDPGothic"/>
+                <w:i/>
+                <w:iCs/>
+                <w:color w:val="888888"/>
+                <w:sz w:val="16"/>
+                <w:szCs w:val="16"/>
+              </w:rPr>
+              <w:t xml:space="preserve">Hạng mục</w:t>
+            </w:r>
+          </w:p>
+        </w:tc>
+        <w:tc>
+          <w:tcPr>
+            <w:tcW w:type="dxa" w:w="6906"/>
+            <w:tcBorders>
+              <w:top w:val="single" w:color="CCCCCC" w:sz="4"/>
+              <w:left w:val="single" w:color="CCCCCC" w:sz="4"/>
+              <w:bottom w:val="single" w:color="CCCCCC" w:sz="4"/>
+              <w:right w:val="single" w:color="CCCCCC" w:sz="4"/>
+            </w:tcBorders>
+            <w:shd w:fill="E8E8E8" w:val="clear"/>
+            <w:tcMar>
+              <w:top w:type="dxa" w:w="80"/>
+              <w:left w:type="dxa" w:w="120"/>
+              <w:bottom w:type="dxa" w:w="80"/>
+              <w:right w:type="dxa" w:w="120"/>
+            </w:tcMar>
+            <w:vAlign w:val="center"/>
+          </w:tcPr>
+          <w:p>
+            <w:pPr>
+              <w:jc w:val="left"/>
+            </w:pPr>
+            <w:r>
+              <w:rPr>
+                <w:rFonts w:ascii="BIZ UDPGothic" w:cs="BIZ UDPGothic" w:eastAsia="BIZ UDPGothic" w:hAnsi="BIZ UDPGothic"/>
+                <w:b/>
+                <w:bCs/>
+                <w:color w:val="000000"/>
+                <w:sz w:val="18"/>
+                <w:szCs w:val="18"/>
+              </w:rPr>
+              <w:t xml:space="preserve">確認・注意事項</w:t>
+            </w:r>
+            <w:r>
+              <w:rPr>
+                <w:rFonts w:ascii="BIZ UDPGothic" w:cs="BIZ UDPGothic" w:eastAsia="BIZ UDPGothic" w:hAnsi="BIZ UDPGothic"/>
+                <w:i/>
+                <w:iCs/>
+                <w:color w:val="888888"/>
+                <w:sz w:val="16"/>
+                <w:szCs w:val="16"/>
+              </w:rPr>
+              <w:t xml:space="preserve"> / </w:t>
+            </w:r>
+            <w:r>
+              <w:rPr>
+                <w:rFonts w:ascii="BIZ UDPGothic" w:cs="BIZ UDPGothic" w:eastAsia="BIZ UDPGothic" w:hAnsi="BIZ UDPGothic"/>
+                <w:i/>
+                <w:iCs/>
+                <w:color w:val="888888"/>
+                <w:sz w:val="16"/>
+                <w:szCs w:val="16"/>
+              </w:rPr>
+              <w:t xml:space="preserve">Xác nhận &amp; Lưu ý</w:t>
+            </w:r>
+          </w:p>
+        </w:tc>
+      </w:tr>
+      <w:tr>
+        <w:trPr>
+          <w:cantSplit/>
+        </w:trPr>
+        <w:tc>
+          <w:tcPr>
+            <w:tcW w:type="dxa" w:w="400"/>
+            <w:tcBorders>
+              <w:top w:val="single" w:color="CCCCCC" w:sz="4"/>
+              <w:left w:val="single" w:color="CCCCCC" w:sz="4"/>
+              <w:bottom w:val="single" w:color="CCCCCC" w:sz="4"/>
+              <w:right w:val="single" w:color="CCCCCC" w:sz="4"/>
+            </w:tcBorders>
+            <w:shd w:fill="FFFFFF" w:val="clear"/>
+            <w:tcMar>
+              <w:top w:type="dxa" w:w="80"/>
+              <w:left w:type="dxa" w:w="120"/>
+              <w:bottom w:type="dxa" w:w="80"/>
+              <w:right w:type="dxa" w:w="120"/>
+            </w:tcMar>
+            <w:vAlign w:val="center"/>
+          </w:tcPr>
+          <w:p>
+            <w:pPr>
+              <w:jc w:val="center"/>
+            </w:pPr>
+            <w:r>
+              <w:rPr>
+                <w:rFonts w:ascii="BIZ UDPGothic" w:cs="BIZ UDPGothic" w:eastAsia="BIZ UDPGothic" w:hAnsi="BIZ UDPGothic"/>
+                <w:b w:val="false"/>
+                <w:bCs w:val="false"/>
+                <w:color w:val="404040"/>
+                <w:sz w:val="18"/>
+                <w:szCs w:val="18"/>
+              </w:rPr>
+              <w:t xml:space="preserve">1</w:t>
+            </w:r>
+          </w:p>
+        </w:tc>
+        <w:tc>
+          <w:tcPr>
+            <w:tcW w:type="dxa" w:w="2200"/>
+            <w:tcBorders>
+              <w:top w:val="single" w:color="CCCCCC" w:sz="4"/>
+              <w:left w:val="single" w:color="CCCCCC" w:sz="4"/>
+              <w:bottom w:val="single" w:color="CCCCCC" w:sz="4"/>
+              <w:right w:val="single" w:color="CCCCCC" w:sz="4"/>
+            </w:tcBorders>
+            <w:shd w:fill="FFFFFF" w:val="clear"/>
+            <w:tcMar>
+              <w:top w:type="dxa" w:w="80"/>
+              <w:left w:type="dxa" w:w="120"/>
+              <w:bottom w:type="dxa" w:w="80"/>
+              <w:right w:type="dxa" w:w="120"/>
+            </w:tcMar>
+          </w:tcPr>
+          <w:p>
+            <w:pPr>
+              <w:spacing w:before="0" w:after="0"/>
+            </w:pPr>
+            <w:r>
+              <w:rPr>
+                <w:rFonts w:ascii="BIZ UDPGothic" w:cs="BIZ UDPGothic" w:eastAsia="BIZ UDPGothic" w:hAnsi="BIZ UDPGothic"/>
+                <w:color w:val="404040"/>
+                <w:sz w:val="18"/>
+                <w:szCs w:val="18"/>
+              </w:rPr>
+              <w:t xml:space="preserve">[事前] ロールバック計画</w:t>
+            </w:r>
+          </w:p>
+          <w:p>
+            <w:pPr>
+              <w:spacing w:before="0" w:after="0"/>
+            </w:pPr>
+            <w:r>
+              <w:rPr>
+                <w:rFonts w:ascii="BIZ UDPGothic" w:cs="BIZ UDPGothic" w:eastAsia="BIZ UDPGothic" w:hAnsi="BIZ UDPGothic"/>
+                <w:color w:val="404040"/>
+                <w:sz w:val="18"/>
+                <w:szCs w:val="18"/>
+              </w:rPr>
+              <w:t xml:space="preserve">/ Kế hoạch rollback</w:t>
+            </w:r>
+          </w:p>
+        </w:tc>
+        <w:tc>
+          <w:tcPr>
+            <w:tcW w:type="dxa" w:w="6906"/>
+            <w:tcBorders>
+              <w:top w:val="single" w:color="CCCCCC" w:sz="4"/>
+              <w:left w:val="single" w:color="CCCCCC" w:sz="4"/>
+              <w:bottom w:val="single" w:color="CCCCCC" w:sz="4"/>
+              <w:right w:val="single" w:color="CCCCCC" w:sz="4"/>
+            </w:tcBorders>
+            <w:shd w:fill="FFFFFF" w:val="clear"/>
+            <w:tcMar>
+              <w:top w:type="dxa" w:w="80"/>
+              <w:left w:type="dxa" w:w="120"/>
+              <w:bottom w:type="dxa" w:w="80"/>
+              <w:right w:type="dxa" w:w="120"/>
+            </w:tcMar>
+          </w:tcPr>
+          <w:p>
+            <w:pPr>
+              <w:spacing w:before="0" w:after="0"/>
+            </w:pPr>
+            <w:r>
+              <w:rPr>
+                <w:rFonts w:ascii="BIZ UDPGothic" w:cs="BIZ UDPGothic" w:eastAsia="BIZ UDPGothic" w:hAnsi="BIZ UDPGothic"/>
+                <w:color w:val="404040"/>
+                <w:sz w:val="18"/>
+                <w:szCs w:val="18"/>
+              </w:rPr>
+              <w:t xml:space="preserve">Lambda関数のコードを変更前のバージョンに戻す</w:t>
+            </w:r>
+          </w:p>
+          <w:p>
+            <w:pPr>
+              <w:spacing w:before="0" w:after="0"/>
+            </w:pPr>
+            <w:r>
+              <w:rPr>
+                <w:rFonts w:ascii="BIZ UDPGothic" w:cs="BIZ UDPGothic" w:eastAsia="BIZ UDPGothic" w:hAnsi="BIZ UDPGothic"/>
+                <w:color w:val="404040"/>
+                <w:sz w:val="18"/>
+                <w:szCs w:val="18"/>
+              </w:rPr>
+              <w:t xml:space="preserve">aws lambda update-function-code --function-name &lt;NAME&gt; --s3-bucket &lt;BUCKET&gt; --s3-key &lt;OLD_KEY&gt;</w:t>
+            </w:r>
+          </w:p>
+        </w:tc>
+      </w:tr>
+      <w:tr>
+        <w:trPr>
+          <w:cantSplit/>
+        </w:trPr>
+        <w:tc>
+          <w:tcPr>
+            <w:tcW w:type="dxa" w:w="400"/>
+            <w:tcBorders>
+              <w:top w:val="single" w:color="CCCCCC" w:sz="4"/>
+              <w:left w:val="single" w:color="CCCCCC" w:sz="4"/>
+              <w:bottom w:val="single" w:color="CCCCCC" w:sz="4"/>
+              <w:right w:val="single" w:color="CCCCCC" w:sz="4"/>
+            </w:tcBorders>
+            <w:shd w:fill="FFFFFF" w:val="clear"/>
+            <w:tcMar>
+              <w:top w:type="dxa" w:w="80"/>
+              <w:left w:type="dxa" w:w="120"/>
+              <w:bottom w:type="dxa" w:w="80"/>
+              <w:right w:type="dxa" w:w="120"/>
+            </w:tcMar>
+            <w:vAlign w:val="center"/>
+          </w:tcPr>
+          <w:p>
+            <w:pPr>
+              <w:jc w:val="center"/>
+            </w:pPr>
+            <w:r>
+              <w:rPr>
+                <w:rFonts w:ascii="BIZ UDPGothic" w:cs="BIZ UDPGothic" w:eastAsia="BIZ UDPGothic" w:hAnsi="BIZ UDPGothic"/>
+                <w:b w:val="false"/>
+                <w:bCs w:val="false"/>
+                <w:color w:val="404040"/>
+                <w:sz w:val="18"/>
+                <w:szCs w:val="18"/>
+              </w:rPr>
+              <w:t xml:space="preserve">2</w:t>
+            </w:r>
+          </w:p>
+        </w:tc>
+        <w:tc>
+          <w:tcPr>
+            <w:tcW w:type="dxa" w:w="2200"/>
+            <w:tcBorders>
+              <w:top w:val="single" w:color="CCCCCC" w:sz="4"/>
+              <w:left w:val="single" w:color="CCCCCC" w:sz="4"/>
+              <w:bottom w:val="single" w:color="CCCCCC" w:sz="4"/>
+              <w:right w:val="single" w:color="CCCCCC" w:sz="4"/>
+            </w:tcBorders>
+            <w:shd w:fill="FFFFFF" w:val="clear"/>
+            <w:tcMar>
+              <w:top w:type="dxa" w:w="80"/>
+              <w:left w:type="dxa" w:w="120"/>
+              <w:bottom w:type="dxa" w:w="80"/>
+              <w:right w:type="dxa" w:w="120"/>
+            </w:tcMar>
+          </w:tcPr>
+          <w:p>
+            <w:pPr>
+              <w:spacing w:before="0" w:after="0"/>
+            </w:pPr>
+            <w:r>
+              <w:rPr>
+                <w:rFonts w:ascii="BIZ UDPGothic" w:cs="BIZ UDPGothic" w:eastAsia="BIZ UDPGothic" w:hAnsi="BIZ UDPGothic"/>
+                <w:color w:val="404040"/>
+                <w:sz w:val="18"/>
+                <w:szCs w:val="18"/>
+              </w:rPr>
+              <w:t xml:space="preserve">[事前] データバックアップ</w:t>
+            </w:r>
+          </w:p>
+          <w:p>
+            <w:pPr>
+              <w:spacing w:before="0" w:after="0"/>
+            </w:pPr>
+            <w:r>
+              <w:rPr>
+                <w:rFonts w:ascii="BIZ UDPGothic" w:cs="BIZ UDPGothic" w:eastAsia="BIZ UDPGothic" w:hAnsi="BIZ UDPGothic"/>
+                <w:color w:val="404040"/>
+                <w:sz w:val="18"/>
+                <w:szCs w:val="18"/>
+              </w:rPr>
+              <w:t xml:space="preserve">/ Sao lưu dữ liệu</w:t>
+            </w:r>
+          </w:p>
+        </w:tc>
+        <w:tc>
+          <w:tcPr>
+            <w:tcW w:type="dxa" w:w="6906"/>
+            <w:tcBorders>
+              <w:top w:val="single" w:color="CCCCCC" w:sz="4"/>
+              <w:left w:val="single" w:color="CCCCCC" w:sz="4"/>
+              <w:bottom w:val="single" w:color="CCCCCC" w:sz="4"/>
+              <w:right w:val="single" w:color="CCCCCC" w:sz="4"/>
+            </w:tcBorders>
+            <w:shd w:fill="FFFFFF" w:val="clear"/>
+            <w:tcMar>
+              <w:top w:type="dxa" w:w="80"/>
+              <w:left w:type="dxa" w:w="120"/>
+              <w:bottom w:type="dxa" w:w="80"/>
+              <w:right w:type="dxa" w:w="120"/>
+            </w:tcMar>
+          </w:tcPr>
+          <w:p>
+            <w:pPr>
+              <w:spacing w:before="0" w:after="0"/>
+            </w:pPr>
+            <w:r>
+              <w:rPr>
+                <w:rFonts w:ascii="BIZ UDPGothic" w:cs="BIZ UDPGothic" w:eastAsia="BIZ UDPGothic" w:hAnsi="BIZ UDPGothic"/>
+                <w:color w:val="404040"/>
+                <w:sz w:val="18"/>
+                <w:szCs w:val="18"/>
+              </w:rPr>
+              <w:t xml:space="preserve">変更前のLambda関数コードをバックアップ</w:t>
+            </w:r>
+          </w:p>
+          <w:p>
+            <w:pPr>
+              <w:spacing w:before="0" w:after="0"/>
+            </w:pPr>
+            <w:r>
+              <w:rPr>
+                <w:rFonts w:ascii="BIZ UDPGothic" w:cs="BIZ UDPGothic" w:eastAsia="BIZ UDPGothic" w:hAnsi="BIZ UDPGothic"/>
+                <w:color w:val="404040"/>
+                <w:sz w:val="18"/>
+                <w:szCs w:val="18"/>
+              </w:rPr>
+              <w:t xml:space="preserve">aws lambda get-function --function-name &lt;NAME&gt; で現行コードURLを記録</w:t>
+            </w:r>
+          </w:p>
+        </w:tc>
+      </w:tr>
+      <w:tr>
+        <w:trPr>
+          <w:cantSplit/>
+        </w:trPr>
+        <w:tc>
+          <w:tcPr>
+            <w:tcW w:type="dxa" w:w="400"/>
+            <w:tcBorders>
+              <w:top w:val="single" w:color="CCCCCC" w:sz="4"/>
+              <w:left w:val="single" w:color="CCCCCC" w:sz="4"/>
+              <w:bottom w:val="single" w:color="CCCCCC" w:sz="4"/>
+              <w:right w:val="single" w:color="CCCCCC" w:sz="4"/>
+            </w:tcBorders>
+            <w:shd w:fill="FFFFFF" w:val="clear"/>
+            <w:tcMar>
+              <w:top w:type="dxa" w:w="80"/>
+              <w:left w:type="dxa" w:w="120"/>
+              <w:bottom w:type="dxa" w:w="80"/>
+              <w:right w:type="dxa" w:w="120"/>
+            </w:tcMar>
+            <w:vAlign w:val="center"/>
+          </w:tcPr>
+          <w:p>
+            <w:pPr>
+              <w:jc w:val="center"/>
+            </w:pPr>
+            <w:r>
+              <w:rPr>
+                <w:rFonts w:ascii="BIZ UDPGothic" w:cs="BIZ UDPGothic" w:eastAsia="BIZ UDPGothic" w:hAnsi="BIZ UDPGothic"/>
+                <w:b w:val="false"/>
+                <w:bCs w:val="false"/>
+                <w:color w:val="404040"/>
+                <w:sz w:val="18"/>
+                <w:szCs w:val="18"/>
+              </w:rPr>
+              <w:t xml:space="preserve">3</w:t>
+            </w:r>
+          </w:p>
+        </w:tc>
+        <w:tc>
+          <w:tcPr>
+            <w:tcW w:type="dxa" w:w="2200"/>
+            <w:tcBorders>
+              <w:top w:val="single" w:color="CCCCCC" w:sz="4"/>
+              <w:left w:val="single" w:color="CCCCCC" w:sz="4"/>
+              <w:bottom w:val="single" w:color="CCCCCC" w:sz="4"/>
+              <w:right w:val="single" w:color="CCCCCC" w:sz="4"/>
+            </w:tcBorders>
+            <w:shd w:fill="FFFFFF" w:val="clear"/>
+            <w:tcMar>
+              <w:top w:type="dxa" w:w="80"/>
+              <w:left w:type="dxa" w:w="120"/>
+              <w:bottom w:type="dxa" w:w="80"/>
+              <w:right w:type="dxa" w:w="120"/>
+            </w:tcMar>
+          </w:tcPr>
+          <w:p>
+            <w:pPr>
+              <w:spacing w:before="0" w:after="0"/>
+            </w:pPr>
+            <w:r>
+              <w:rPr>
+                <w:rFonts w:ascii="BIZ UDPGothic" w:cs="BIZ UDPGothic" w:eastAsia="BIZ UDPGothic" w:hAnsi="BIZ UDPGothic"/>
+                <w:color w:val="404040"/>
+                <w:sz w:val="18"/>
+                <w:szCs w:val="18"/>
+              </w:rPr>
+              <w:t xml:space="preserve">[事前] AWS事前作業確認</w:t>
+            </w:r>
+          </w:p>
+          <w:p>
+            <w:pPr>
+              <w:spacing w:before="0" w:after="0"/>
+            </w:pPr>
+            <w:r>
+              <w:rPr>
+                <w:rFonts w:ascii="BIZ UDPGothic" w:cs="BIZ UDPGothic" w:eastAsia="BIZ UDPGothic" w:hAnsi="BIZ UDPGothic"/>
+                <w:color w:val="404040"/>
+                <w:sz w:val="18"/>
+                <w:szCs w:val="18"/>
+              </w:rPr>
+              <w:t xml:space="preserve">/ Xác nhận công việc AWS</w:t>
+            </w:r>
+          </w:p>
+        </w:tc>
+        <w:tc>
+          <w:tcPr>
+            <w:tcW w:type="dxa" w:w="6906"/>
+            <w:tcBorders>
+              <w:top w:val="single" w:color="CCCCCC" w:sz="4"/>
+              <w:left w:val="single" w:color="CCCCCC" w:sz="4"/>
+              <w:bottom w:val="single" w:color="CCCCCC" w:sz="4"/>
+              <w:right w:val="single" w:color="CCCCCC" w:sz="4"/>
+            </w:tcBorders>
+            <w:shd w:fill="FFFFFF" w:val="clear"/>
+            <w:tcMar>
+              <w:top w:type="dxa" w:w="80"/>
+              <w:left w:type="dxa" w:w="120"/>
+              <w:bottom w:type="dxa" w:w="80"/>
+              <w:right w:type="dxa" w:w="120"/>
+            </w:tcMar>
+          </w:tcPr>
+          <w:p>
+            <w:pPr>
+              <w:spacing w:before="0" w:after="0"/>
+            </w:pPr>
+            <w:r>
+              <w:rPr>
+                <w:rFonts w:ascii="BIZ UDPGothic" w:cs="BIZ UDPGothic" w:eastAsia="BIZ UDPGothic" w:hAnsi="BIZ UDPGothic"/>
+                <w:color w:val="404040"/>
+                <w:sz w:val="18"/>
+                <w:szCs w:val="18"/>
+              </w:rPr>
+              <w:t xml:space="preserve">PRDアカウント（332802448674）CloudShellアクセス確認</w:t>
+            </w:r>
+          </w:p>
+          <w:p>
+            <w:pPr>
+              <w:spacing w:before="0" w:after="0"/>
+            </w:pPr>
+            <w:r>
+              <w:rPr>
+                <w:rFonts w:ascii="BIZ UDPGothic" w:cs="BIZ UDPGothic" w:eastAsia="BIZ UDPGothic" w:hAnsi="BIZ UDPGothic"/>
+                <w:color w:val="404040"/>
+                <w:sz w:val="18"/>
+                <w:szCs w:val="18"/>
+              </w:rPr>
+              <w:t xml:space="preserve">S3バケット（prd-ignica-ksm）の書き込み権限確認</w:t>
+            </w:r>
+          </w:p>
+          <w:p>
+            <w:pPr>
+              <w:spacing w:before="0" w:after="0"/>
+            </w:pPr>
+            <w:r>
+              <w:rPr>
+                <w:rFonts w:ascii="BIZ UDPGothic" w:cs="BIZ UDPGothic" w:eastAsia="BIZ UDPGothic" w:hAnsi="BIZ UDPGothic"/>
+                <w:color w:val="404040"/>
+                <w:sz w:val="18"/>
+                <w:szCs w:val="18"/>
+              </w:rPr>
+              <w:t xml:space="preserve">Lambda関数一覧の確認</w:t>
+            </w:r>
+          </w:p>
+        </w:tc>
+      </w:tr>
+      <w:tr>
+        <w:trPr>
+          <w:cantSplit/>
+        </w:trPr>
+        <w:tc>
+          <w:tcPr>
+            <w:tcW w:type="dxa" w:w="400"/>
+            <w:tcBorders>
+              <w:top w:val="single" w:color="CCCCCC" w:sz="4"/>
+              <w:left w:val="single" w:color="CCCCCC" w:sz="4"/>
+              <w:bottom w:val="single" w:color="CCCCCC" w:sz="4"/>
+              <w:right w:val="single" w:color="CCCCCC" w:sz="4"/>
+            </w:tcBorders>
+            <w:shd w:fill="FFFFFF" w:val="clear"/>
+            <w:tcMar>
+              <w:top w:type="dxa" w:w="80"/>
+              <w:left w:type="dxa" w:w="120"/>
+              <w:bottom w:type="dxa" w:w="80"/>
+              <w:right w:type="dxa" w:w="120"/>
+            </w:tcMar>
+            <w:vAlign w:val="center"/>
+          </w:tcPr>
+          <w:p>
+            <w:pPr>
+              <w:jc w:val="center"/>
+            </w:pPr>
+            <w:r>
+              <w:rPr>
+                <w:rFonts w:ascii="BIZ UDPGothic" w:cs="BIZ UDPGothic" w:eastAsia="BIZ UDPGothic" w:hAnsi="BIZ UDPGothic"/>
+                <w:b w:val="false"/>
+                <w:bCs w:val="false"/>
+                <w:color w:val="404040"/>
+                <w:sz w:val="18"/>
+                <w:szCs w:val="18"/>
+              </w:rPr>
+              <w:t xml:space="preserve">4</w:t>
+            </w:r>
+          </w:p>
+        </w:tc>
+        <w:tc>
+          <w:tcPr>
+            <w:tcW w:type="dxa" w:w="2200"/>
+            <w:tcBorders>
+              <w:top w:val="single" w:color="CCCCCC" w:sz="4"/>
+              <w:left w:val="single" w:color="CCCCCC" w:sz="4"/>
+              <w:bottom w:val="single" w:color="CCCCCC" w:sz="4"/>
+              <w:right w:val="single" w:color="CCCCCC" w:sz="4"/>
+            </w:tcBorders>
+            <w:shd w:fill="FFFFFF" w:val="clear"/>
+            <w:tcMar>
+              <w:top w:type="dxa" w:w="80"/>
+              <w:left w:type="dxa" w:w="120"/>
+              <w:bottom w:type="dxa" w:w="80"/>
+              <w:right w:type="dxa" w:w="120"/>
+            </w:tcMar>
+          </w:tcPr>
+          <w:p>
+            <w:pPr>
+              <w:spacing w:before="0" w:after="0"/>
+            </w:pPr>
+            <w:r>
+              <w:rPr>
+                <w:rFonts w:ascii="BIZ UDPGothic" w:cs="BIZ UDPGothic" w:eastAsia="BIZ UDPGothic" w:hAnsi="BIZ UDPGothic"/>
+                <w:color w:val="404040"/>
+                <w:sz w:val="18"/>
+                <w:szCs w:val="18"/>
+              </w:rPr>
+              <w:t xml:space="preserve">[事前] デプロイタイムライン</w:t>
+            </w:r>
+          </w:p>
+          <w:p>
+            <w:pPr>
+              <w:spacing w:before="0" w:after="0"/>
+            </w:pPr>
+            <w:r>
+              <w:rPr>
+                <w:rFonts w:ascii="BIZ UDPGothic" w:cs="BIZ UDPGothic" w:eastAsia="BIZ UDPGothic" w:hAnsi="BIZ UDPGothic"/>
+                <w:color w:val="404040"/>
+                <w:sz w:val="18"/>
+                <w:szCs w:val="18"/>
+              </w:rPr>
+              <w:t xml:space="preserve">/ Timeline triển khai</w:t>
+            </w:r>
+          </w:p>
+        </w:tc>
+        <w:tc>
+          <w:tcPr>
+            <w:tcW w:type="dxa" w:w="6906"/>
+            <w:tcBorders>
+              <w:top w:val="single" w:color="CCCCCC" w:sz="4"/>
+              <w:left w:val="single" w:color="CCCCCC" w:sz="4"/>
+              <w:bottom w:val="single" w:color="CCCCCC" w:sz="4"/>
+              <w:right w:val="single" w:color="CCCCCC" w:sz="4"/>
+            </w:tcBorders>
+            <w:shd w:fill="FFFFFF" w:val="clear"/>
+            <w:tcMar>
+              <w:top w:type="dxa" w:w="80"/>
+              <w:left w:type="dxa" w:w="120"/>
+              <w:bottom w:type="dxa" w:w="80"/>
+              <w:right w:type="dxa" w:w="120"/>
+            </w:tcMar>
+          </w:tcPr>
+          <w:p>
+            <w:pPr>
+              <w:spacing w:before="0" w:after="0"/>
+            </w:pPr>
+            <w:r>
+              <w:rPr>
+                <w:rFonts w:ascii="BIZ UDPGothic" w:cs="BIZ UDPGothic" w:eastAsia="BIZ UDPGothic" w:hAnsi="BIZ UDPGothic"/>
+                <w:color w:val="404040"/>
+                <w:sz w:val="18"/>
+                <w:szCs w:val="18"/>
+              </w:rPr>
+              <w:t xml:space="preserve">① Lambda関数修正: 30分</w:t>
+            </w:r>
+          </w:p>
+          <w:p>
+            <w:pPr>
+              <w:spacing w:before="0" w:after="0"/>
+            </w:pPr>
+            <w:r>
+              <w:rPr>
+                <w:rFonts w:ascii="BIZ UDPGothic" w:cs="BIZ UDPGothic" w:eastAsia="BIZ UDPGothic" w:hAnsi="BIZ UDPGothic"/>
+                <w:color w:val="404040"/>
+                <w:sz w:val="18"/>
+                <w:szCs w:val="18"/>
+              </w:rPr>
+              <w:t xml:space="preserve">② S3パス設定: 15分</w:t>
+            </w:r>
+          </w:p>
+          <w:p>
+            <w:pPr>
+              <w:spacing w:before="0" w:after="0"/>
+            </w:pPr>
+            <w:r>
+              <w:rPr>
+                <w:rFonts w:ascii="BIZ UDPGothic" w:cs="BIZ UDPGothic" w:eastAsia="BIZ UDPGothic" w:hAnsi="BIZ UDPGothic"/>
+                <w:color w:val="404040"/>
+                <w:sz w:val="18"/>
+                <w:szCs w:val="18"/>
+              </w:rPr>
+              <w:t xml:space="preserve">③ テスト: 30分</w:t>
+            </w:r>
+          </w:p>
+          <w:p>
+            <w:pPr>
+              <w:spacing w:before="0" w:after="0"/>
+            </w:pPr>
+            <w:r>
+              <w:rPr>
+                <w:rFonts w:ascii="BIZ UDPGothic" w:cs="BIZ UDPGothic" w:eastAsia="BIZ UDPGothic" w:hAnsi="BIZ UDPGothic"/>
+                <w:color w:val="404040"/>
+                <w:sz w:val="18"/>
+                <w:szCs w:val="18"/>
+              </w:rPr>
+              <w:t xml:space="preserve">合計: 約1.5時間</w:t>
+            </w:r>
+          </w:p>
+        </w:tc>
+      </w:tr>
+      <w:tr>
+        <w:trPr>
+          <w:cantSplit/>
+        </w:trPr>
+        <w:tc>
+          <w:tcPr>
+            <w:tcW w:type="dxa" w:w="400"/>
+            <w:tcBorders>
+              <w:top w:val="single" w:color="CCCCCC" w:sz="4"/>
+              <w:left w:val="single" w:color="CCCCCC" w:sz="4"/>
+              <w:bottom w:val="single" w:color="CCCCCC" w:sz="4"/>
+              <w:right w:val="single" w:color="CCCCCC" w:sz="4"/>
+            </w:tcBorders>
+            <w:shd w:fill="FFFFFF" w:val="clear"/>
+            <w:tcMar>
+              <w:top w:type="dxa" w:w="80"/>
+              <w:left w:type="dxa" w:w="120"/>
+              <w:bottom w:type="dxa" w:w="80"/>
+              <w:right w:type="dxa" w:w="120"/>
+            </w:tcMar>
+            <w:vAlign w:val="center"/>
+          </w:tcPr>
+          <w:p>
+            <w:pPr>
+              <w:jc w:val="center"/>
+            </w:pPr>
+            <w:r>
+              <w:rPr>
+                <w:rFonts w:ascii="BIZ UDPGothic" w:cs="BIZ UDPGothic" w:eastAsia="BIZ UDPGothic" w:hAnsi="BIZ UDPGothic"/>
+                <w:b w:val="false"/>
+                <w:bCs w:val="false"/>
+                <w:color w:val="404040"/>
+                <w:sz w:val="18"/>
+                <w:szCs w:val="18"/>
+              </w:rPr>
+              <w:t xml:space="preserve">5</w:t>
+            </w:r>
+          </w:p>
+        </w:tc>
+        <w:tc>
+          <w:tcPr>
+            <w:tcW w:type="dxa" w:w="2200"/>
+            <w:tcBorders>
+              <w:top w:val="single" w:color="CCCCCC" w:sz="4"/>
+              <w:left w:val="single" w:color="CCCCCC" w:sz="4"/>
+              <w:bottom w:val="single" w:color="CCCCCC" w:sz="4"/>
+              <w:right w:val="single" w:color="CCCCCC" w:sz="4"/>
+            </w:tcBorders>
+            <w:shd w:fill="FFFFFF" w:val="clear"/>
+            <w:tcMar>
+              <w:top w:type="dxa" w:w="80"/>
+              <w:left w:type="dxa" w:w="120"/>
+              <w:bottom w:type="dxa" w:w="80"/>
+              <w:right w:type="dxa" w:w="120"/>
+            </w:tcMar>
+          </w:tcPr>
+          <w:p>
+            <w:pPr>
+              <w:spacing w:before="0" w:after="0"/>
+            </w:pPr>
+            <w:r>
+              <w:rPr>
+                <w:rFonts w:ascii="BIZ UDPGothic" w:cs="BIZ UDPGothic" w:eastAsia="BIZ UDPGothic" w:hAnsi="BIZ UDPGothic"/>
+                <w:color w:val="404040"/>
+                <w:sz w:val="18"/>
+                <w:szCs w:val="18"/>
+              </w:rPr>
+              <w:t xml:space="preserve">[事前] 担当者確認</w:t>
+            </w:r>
+          </w:p>
+          <w:p>
+            <w:pPr>
+              <w:spacing w:before="0" w:after="0"/>
+            </w:pPr>
+            <w:r>
+              <w:rPr>
+                <w:rFonts w:ascii="BIZ UDPGothic" w:cs="BIZ UDPGothic" w:eastAsia="BIZ UDPGothic" w:hAnsi="BIZ UDPGothic"/>
+                <w:color w:val="404040"/>
+                <w:sz w:val="18"/>
+                <w:szCs w:val="18"/>
+              </w:rPr>
+              <w:t xml:space="preserve">/ Xác nhận người phụ trách</w:t>
+            </w:r>
+          </w:p>
+        </w:tc>
+        <w:tc>
+          <w:tcPr>
+            <w:tcW w:type="dxa" w:w="6906"/>
+            <w:tcBorders>
+              <w:top w:val="single" w:color="CCCCCC" w:sz="4"/>
+              <w:left w:val="single" w:color="CCCCCC" w:sz="4"/>
+              <w:bottom w:val="single" w:color="CCCCCC" w:sz="4"/>
+              <w:right w:val="single" w:color="CCCCCC" w:sz="4"/>
+            </w:tcBorders>
+            <w:shd w:fill="FFFFFF" w:val="clear"/>
+            <w:tcMar>
+              <w:top w:type="dxa" w:w="80"/>
+              <w:left w:type="dxa" w:w="120"/>
+              <w:bottom w:type="dxa" w:w="80"/>
+              <w:right w:type="dxa" w:w="120"/>
+            </w:tcMar>
+          </w:tcPr>
+          <w:p>
+            <w:pPr>
+              <w:spacing w:before="0" w:after="0"/>
+            </w:pPr>
+            <w:r>
+              <w:rPr>
+                <w:rFonts w:ascii="BIZ UDPGothic" w:cs="BIZ UDPGothic" w:eastAsia="BIZ UDPGothic" w:hAnsi="BIZ UDPGothic"/>
+                <w:color w:val="404040"/>
+                <w:sz w:val="18"/>
+                <w:szCs w:val="18"/>
+              </w:rPr>
+              <w:t xml:space="preserve">作業: Thanh Nguyên</w:t>
+            </w:r>
+          </w:p>
+          <w:p>
+            <w:pPr>
+              <w:spacing w:before="0" w:after="0"/>
+            </w:pPr>
+            <w:r>
+              <w:rPr>
+                <w:rFonts w:ascii="BIZ UDPGothic" w:cs="BIZ UDPGothic" w:eastAsia="BIZ UDPGothic" w:hAnsi="BIZ UDPGothic"/>
+                <w:color w:val="404040"/>
+                <w:sz w:val="18"/>
+                <w:szCs w:val="18"/>
+              </w:rPr>
+              <w:t xml:space="preserve">レビュー: きよはら</w:t>
+            </w:r>
+          </w:p>
+          <w:p>
+            <w:pPr>
+              <w:spacing w:before="0" w:after="0"/>
+            </w:pPr>
+            <w:r>
+              <w:rPr>
+                <w:rFonts w:ascii="BIZ UDPGothic" w:cs="BIZ UDPGothic" w:eastAsia="BIZ UDPGothic" w:hAnsi="BIZ UDPGothic"/>
+                <w:color w:val="404040"/>
+                <w:sz w:val="18"/>
+                <w:szCs w:val="18"/>
+              </w:rPr>
+              <w:t xml:space="preserve">立会: 不要</w:t>
+            </w:r>
+          </w:p>
+        </w:tc>
+      </w:tr>
+      <w:tr>
+        <w:trPr>
+          <w:cantSplit/>
+        </w:trPr>
+        <w:tc>
+          <w:tcPr>
+            <w:tcW w:type="dxa" w:w="400"/>
+            <w:tcBorders>
+              <w:top w:val="single" w:color="CCCCCC" w:sz="4"/>
+              <w:left w:val="single" w:color="CCCCCC" w:sz="4"/>
+              <w:bottom w:val="single" w:color="CCCCCC" w:sz="4"/>
+              <w:right w:val="single" w:color="CCCCCC" w:sz="4"/>
+            </w:tcBorders>
+            <w:shd w:fill="FFFFFF" w:val="clear"/>
+            <w:tcMar>
+              <w:top w:type="dxa" w:w="80"/>
+              <w:left w:type="dxa" w:w="120"/>
+              <w:bottom w:type="dxa" w:w="80"/>
+              <w:right w:type="dxa" w:w="120"/>
+            </w:tcMar>
+            <w:vAlign w:val="center"/>
+          </w:tcPr>
+          <w:p>
+            <w:pPr>
+              <w:jc w:val="center"/>
+            </w:pPr>
+            <w:r>
+              <w:rPr>
+                <w:rFonts w:ascii="BIZ UDPGothic" w:cs="BIZ UDPGothic" w:eastAsia="BIZ UDPGothic" w:hAnsi="BIZ UDPGothic"/>
+                <w:b w:val="false"/>
+                <w:bCs w:val="false"/>
+                <w:color w:val="404040"/>
+                <w:sz w:val="18"/>
+                <w:szCs w:val="18"/>
+              </w:rPr>
+              <w:t xml:space="preserve">6</w:t>
+            </w:r>
+          </w:p>
+        </w:tc>
+        <w:tc>
+          <w:tcPr>
+            <w:tcW w:type="dxa" w:w="2200"/>
+            <w:tcBorders>
+              <w:top w:val="single" w:color="CCCCCC" w:sz="4"/>
+              <w:left w:val="single" w:color="CCCCCC" w:sz="4"/>
+              <w:bottom w:val="single" w:color="CCCCCC" w:sz="4"/>
+              <w:right w:val="single" w:color="CCCCCC" w:sz="4"/>
+            </w:tcBorders>
+            <w:shd w:fill="FFFFFF" w:val="clear"/>
+            <w:tcMar>
+              <w:top w:type="dxa" w:w="80"/>
+              <w:left w:type="dxa" w:w="120"/>
+              <w:bottom w:type="dxa" w:w="80"/>
+              <w:right w:type="dxa" w:w="120"/>
+            </w:tcMar>
+          </w:tcPr>
+          <w:p>
+            <w:pPr>
+              <w:spacing w:before="0" w:after="0"/>
+            </w:pPr>
+            <w:r>
+              <w:rPr>
+                <w:rFonts w:ascii="BIZ UDPGothic" w:cs="BIZ UDPGothic" w:eastAsia="BIZ UDPGothic" w:hAnsi="BIZ UDPGothic"/>
+                <w:color w:val="404040"/>
+                <w:sz w:val="18"/>
+                <w:szCs w:val="18"/>
+              </w:rPr>
+              <w:t xml:space="preserve">[事後] デプロイ後確認</w:t>
+            </w:r>
+          </w:p>
+          <w:p>
+            <w:pPr>
+              <w:spacing w:before="0" w:after="0"/>
+            </w:pPr>
+            <w:r>
+              <w:rPr>
+                <w:rFonts w:ascii="BIZ UDPGothic" w:cs="BIZ UDPGothic" w:eastAsia="BIZ UDPGothic" w:hAnsi="BIZ UDPGothic"/>
+                <w:color w:val="404040"/>
+                <w:sz w:val="18"/>
+                <w:szCs w:val="18"/>
+              </w:rPr>
+              <w:t xml:space="preserve">/ Kiểm tra sau deploy</w:t>
+            </w:r>
+          </w:p>
+        </w:tc>
+        <w:tc>
+          <w:tcPr>
+            <w:tcW w:type="dxa" w:w="6906"/>
+            <w:tcBorders>
+              <w:top w:val="single" w:color="CCCCCC" w:sz="4"/>
+              <w:left w:val="single" w:color="CCCCCC" w:sz="4"/>
+              <w:bottom w:val="single" w:color="CCCCCC" w:sz="4"/>
+              <w:right w:val="single" w:color="CCCCCC" w:sz="4"/>
+            </w:tcBorders>
+            <w:shd w:fill="FFFFFF" w:val="clear"/>
+            <w:tcMar>
+              <w:top w:type="dxa" w:w="80"/>
+              <w:left w:type="dxa" w:w="120"/>
+              <w:bottom w:type="dxa" w:w="80"/>
+              <w:right w:type="dxa" w:w="120"/>
+            </w:tcMar>
+          </w:tcPr>
+          <w:p>
+            <w:pPr>
+              <w:spacing w:before="0" w:after="0"/>
+            </w:pPr>
+            <w:r>
+              <w:rPr>
+                <w:rFonts w:ascii="BIZ UDPGothic" w:cs="BIZ UDPGothic" w:eastAsia="BIZ UDPGothic" w:hAnsi="BIZ UDPGothic"/>
+                <w:color w:val="404040"/>
+                <w:sz w:val="18"/>
+                <w:szCs w:val="18"/>
+              </w:rPr>
+              <w:t xml:space="preserve">□ ギフト決済送信ファイルがS3に保存されること</w:t>
+            </w:r>
+          </w:p>
+          <w:p>
+            <w:pPr>
+              <w:spacing w:before="0" w:after="0"/>
+            </w:pPr>
+            <w:r>
+              <w:rPr>
+                <w:rFonts w:ascii="BIZ UDPGothic" w:cs="BIZ UDPGothic" w:eastAsia="BIZ UDPGothic" w:hAnsi="BIZ UDPGothic"/>
+                <w:color w:val="404040"/>
+                <w:sz w:val="18"/>
+                <w:szCs w:val="18"/>
+              </w:rPr>
+              <w:t xml:space="preserve">□ 既存のFTP送信が正常に動作すること</w:t>
+            </w:r>
+          </w:p>
+          <w:p>
+            <w:pPr>
+              <w:spacing w:before="0" w:after="0"/>
+            </w:pPr>
+            <w:r>
+              <w:rPr>
+                <w:rFonts w:ascii="BIZ UDPGothic" w:cs="BIZ UDPGothic" w:eastAsia="BIZ UDPGothic" w:hAnsi="BIZ UDPGothic"/>
+                <w:color w:val="404040"/>
+                <w:sz w:val="18"/>
+                <w:szCs w:val="18"/>
+              </w:rPr>
+              <w:t xml:space="preserve">□ S3保存パスが正しいこと</w:t>
+            </w:r>
+          </w:p>
+        </w:tc>
+      </w:tr>
+      <w:tr>
+        <w:trPr>
+          <w:cantSplit/>
+        </w:trPr>
+        <w:tc>
+          <w:tcPr>
+            <w:tcW w:type="dxa" w:w="400"/>
+            <w:tcBorders>
+              <w:top w:val="single" w:color="CCCCCC" w:sz="4"/>
+              <w:left w:val="single" w:color="CCCCCC" w:sz="4"/>
+              <w:bottom w:val="single" w:color="CCCCCC" w:sz="4"/>
+              <w:right w:val="single" w:color="CCCCCC" w:sz="4"/>
+            </w:tcBorders>
+            <w:shd w:fill="FFFFFF" w:val="clear"/>
+            <w:tcMar>
+              <w:top w:type="dxa" w:w="80"/>
+              <w:left w:type="dxa" w:w="120"/>
+              <w:bottom w:type="dxa" w:w="80"/>
+              <w:right w:type="dxa" w:w="120"/>
+            </w:tcMar>
+            <w:vAlign w:val="center"/>
+          </w:tcPr>
+          <w:p>
+            <w:pPr>
+              <w:jc w:val="center"/>
+            </w:pPr>
+            <w:r>
+              <w:rPr>
+                <w:rFonts w:ascii="BIZ UDPGothic" w:cs="BIZ UDPGothic" w:eastAsia="BIZ UDPGothic" w:hAnsi="BIZ UDPGothic"/>
+                <w:b w:val="false"/>
+                <w:bCs w:val="false"/>
+                <w:color w:val="404040"/>
+                <w:sz w:val="18"/>
+                <w:szCs w:val="18"/>
+              </w:rPr>
+              <w:t xml:space="preserve">7</w:t>
+            </w:r>
+          </w:p>
+        </w:tc>
+        <w:tc>
+          <w:tcPr>
+            <w:tcW w:type="dxa" w:w="2200"/>
+            <w:tcBorders>
+              <w:top w:val="single" w:color="CCCCCC" w:sz="4"/>
+              <w:left w:val="single" w:color="CCCCCC" w:sz="4"/>
+              <w:bottom w:val="single" w:color="CCCCCC" w:sz="4"/>
+              <w:right w:val="single" w:color="CCCCCC" w:sz="4"/>
+            </w:tcBorders>
+            <w:shd w:fill="FFFFFF" w:val="clear"/>
+            <w:tcMar>
+              <w:top w:type="dxa" w:w="80"/>
+              <w:left w:type="dxa" w:w="120"/>
+              <w:bottom w:type="dxa" w:w="80"/>
+              <w:right w:type="dxa" w:w="120"/>
+            </w:tcMar>
+          </w:tcPr>
+          <w:p>
+            <w:pPr>
+              <w:spacing w:before="0" w:after="0"/>
+            </w:pPr>
+            <w:r>
+              <w:rPr>
+                <w:rFonts w:ascii="BIZ UDPGothic" w:cs="BIZ UDPGothic" w:eastAsia="BIZ UDPGothic" w:hAnsi="BIZ UDPGothic"/>
+                <w:color w:val="404040"/>
+                <w:sz w:val="18"/>
+                <w:szCs w:val="18"/>
+              </w:rPr>
+              <w:t xml:space="preserve">[事後] Go-Live後の監視</w:t>
+            </w:r>
+          </w:p>
+          <w:p>
+            <w:pPr>
+              <w:spacing w:before="0" w:after="0"/>
+            </w:pPr>
+            <w:r>
+              <w:rPr>
+                <w:rFonts w:ascii="BIZ UDPGothic" w:cs="BIZ UDPGothic" w:eastAsia="BIZ UDPGothic" w:hAnsi="BIZ UDPGothic"/>
+                <w:color w:val="404040"/>
+                <w:sz w:val="18"/>
+                <w:szCs w:val="18"/>
+              </w:rPr>
+              <w:t xml:space="preserve">/ Giám sát sau Go-Live</w:t>
+            </w:r>
+          </w:p>
+        </w:tc>
+        <w:tc>
+          <w:tcPr>
+            <w:tcW w:type="dxa" w:w="6906"/>
+            <w:tcBorders>
+              <w:top w:val="single" w:color="CCCCCC" w:sz="4"/>
+              <w:left w:val="single" w:color="CCCCCC" w:sz="4"/>
+              <w:bottom w:val="single" w:color="CCCCCC" w:sz="4"/>
+              <w:right w:val="single" w:color="CCCCCC" w:sz="4"/>
+            </w:tcBorders>
+            <w:shd w:fill="FFFFFF" w:val="clear"/>
+            <w:tcMar>
+              <w:top w:type="dxa" w:w="80"/>
+              <w:left w:type="dxa" w:w="120"/>
+              <w:bottom w:type="dxa" w:w="80"/>
+              <w:right w:type="dxa" w:w="120"/>
+            </w:tcMar>
+          </w:tcPr>
+          <w:p>
+            <w:pPr>
+              <w:spacing w:before="0" w:after="0"/>
+            </w:pPr>
+            <w:r>
+              <w:rPr>
+                <w:rFonts w:ascii="BIZ UDPGothic" w:cs="BIZ UDPGothic" w:eastAsia="BIZ UDPGothic" w:hAnsi="BIZ UDPGothic"/>
+                <w:color w:val="404040"/>
+                <w:sz w:val="18"/>
+                <w:szCs w:val="18"/>
+              </w:rPr>
+              <w:t xml:space="preserve">監視期間: 作業後1週間</w:t>
+            </w:r>
+          </w:p>
+          <w:p>
+            <w:pPr>
+              <w:spacing w:before="0" w:after="0"/>
+            </w:pPr>
+            <w:r>
+              <w:rPr>
+                <w:rFonts w:ascii="BIZ UDPGothic" w:cs="BIZ UDPGothic" w:eastAsia="BIZ UDPGothic" w:hAnsi="BIZ UDPGothic"/>
+                <w:color w:val="404040"/>
+                <w:sz w:val="18"/>
+                <w:szCs w:val="18"/>
+              </w:rPr>
+              <w:t xml:space="preserve">確認方法: S3バケットにファイルが蓄積されることを確認</w:t>
+            </w:r>
+          </w:p>
+          <w:p>
+            <w:pPr>
+              <w:spacing w:before="0" w:after="0"/>
+            </w:pPr>
+            <w:r>
+              <w:rPr>
+                <w:rFonts w:ascii="BIZ UDPGothic" w:cs="BIZ UDPGothic" w:eastAsia="BIZ UDPGothic" w:hAnsi="BIZ UDPGothic"/>
+                <w:color w:val="404040"/>
+                <w:sz w:val="18"/>
+                <w:szCs w:val="18"/>
+              </w:rPr>
+              <w:t xml:space="preserve">異常時: Lambda関数を旧バージョンに戻す</w:t>
+            </w:r>
+          </w:p>
+        </w:tc>
+      </w:tr>
+      <w:tr>
+        <w:trPr>
+          <w:cantSplit/>
+        </w:trPr>
+        <w:tc>
+          <w:tcPr>
+            <w:tcW w:type="dxa" w:w="400"/>
+            <w:tcBorders>
+              <w:top w:val="single" w:color="CCCCCC" w:sz="4"/>
+              <w:left w:val="single" w:color="CCCCCC" w:sz="4"/>
+              <w:bottom w:val="single" w:color="CCCCCC" w:sz="4"/>
+              <w:right w:val="single" w:color="CCCCCC" w:sz="4"/>
+            </w:tcBorders>
+            <w:shd w:fill="FFFFFF" w:val="clear"/>
+            <w:tcMar>
+              <w:top w:type="dxa" w:w="80"/>
+              <w:left w:type="dxa" w:w="120"/>
+              <w:bottom w:type="dxa" w:w="80"/>
+              <w:right w:type="dxa" w:w="120"/>
+            </w:tcMar>
+            <w:vAlign w:val="center"/>
+          </w:tcPr>
+          <w:p>
+            <w:pPr>
+              <w:jc w:val="center"/>
+            </w:pPr>
+            <w:r>
+              <w:rPr>
+                <w:rFonts w:ascii="BIZ UDPGothic" w:cs="BIZ UDPGothic" w:eastAsia="BIZ UDPGothic" w:hAnsi="BIZ UDPGothic"/>
+                <w:b w:val="false"/>
+                <w:bCs w:val="false"/>
+                <w:color w:val="404040"/>
+                <w:sz w:val="18"/>
+                <w:szCs w:val="18"/>
+              </w:rPr>
+              <w:t xml:space="preserve">8</w:t>
+            </w:r>
+          </w:p>
+        </w:tc>
+        <w:tc>
+          <w:tcPr>
+            <w:tcW w:type="dxa" w:w="2200"/>
+            <w:tcBorders>
+              <w:top w:val="single" w:color="CCCCCC" w:sz="4"/>
+              <w:left w:val="single" w:color="CCCCCC" w:sz="4"/>
+              <w:bottom w:val="single" w:color="CCCCCC" w:sz="4"/>
+              <w:right w:val="single" w:color="CCCCCC" w:sz="4"/>
+            </w:tcBorders>
+            <w:shd w:fill="FFFFFF" w:val="clear"/>
+            <w:tcMar>
+              <w:top w:type="dxa" w:w="80"/>
+              <w:left w:type="dxa" w:w="120"/>
+              <w:bottom w:type="dxa" w:w="80"/>
+              <w:right w:type="dxa" w:w="120"/>
+            </w:tcMar>
+          </w:tcPr>
+          <w:p>
+            <w:pPr>
+              <w:spacing w:before="0" w:after="0"/>
+            </w:pPr>
+            <w:r>
+              <w:rPr>
+                <w:rFonts w:ascii="BIZ UDPGothic" w:cs="BIZ UDPGothic" w:eastAsia="BIZ UDPGothic" w:hAnsi="BIZ UDPGothic"/>
+                <w:color w:val="404040"/>
+                <w:sz w:val="18"/>
+                <w:szCs w:val="18"/>
+              </w:rPr>
+              <w:t xml:space="preserve">[参考] テストシナリオ</w:t>
+            </w:r>
+          </w:p>
+          <w:p>
+            <w:pPr>
+              <w:spacing w:before="0" w:after="0"/>
+            </w:pPr>
+            <w:r>
+              <w:rPr>
+                <w:rFonts w:ascii="BIZ UDPGothic" w:cs="BIZ UDPGothic" w:eastAsia="BIZ UDPGothic" w:hAnsi="BIZ UDPGothic"/>
+                <w:color w:val="404040"/>
+                <w:sz w:val="18"/>
+                <w:szCs w:val="18"/>
+              </w:rPr>
+              <w:t xml:space="preserve">/ Kịch bản kiểm thử</w:t>
+            </w:r>
+          </w:p>
+        </w:tc>
+        <w:tc>
+          <w:tcPr>
+            <w:tcW w:type="dxa" w:w="6906"/>
+            <w:tcBorders>
+              <w:top w:val="single" w:color="CCCCCC" w:sz="4"/>
+              <w:left w:val="single" w:color="CCCCCC" w:sz="4"/>
+              <w:bottom w:val="single" w:color="CCCCCC" w:sz="4"/>
+              <w:right w:val="single" w:color="CCCCCC" w:sz="4"/>
+            </w:tcBorders>
+            <w:shd w:fill="FFFFFF" w:val="clear"/>
+            <w:tcMar>
+              <w:top w:type="dxa" w:w="80"/>
+              <w:left w:type="dxa" w:w="120"/>
+              <w:bottom w:type="dxa" w:w="80"/>
+              <w:right w:type="dxa" w:w="120"/>
+            </w:tcMar>
+          </w:tcPr>
+          <w:p>
+            <w:pPr>
+              <w:spacing w:before="0" w:after="0"/>
+            </w:pPr>
+            <w:r>
+              <w:rPr>
+                <w:rFonts w:ascii="BIZ UDPGothic" w:cs="BIZ UDPGothic" w:eastAsia="BIZ UDPGothic" w:hAnsi="BIZ UDPGothic"/>
+                <w:color w:val="404040"/>
+                <w:sz w:val="18"/>
+                <w:szCs w:val="18"/>
+              </w:rPr>
+              <w:t xml:space="preserve">T1: S3ファイル保存確認</w:t>
+            </w:r>
+          </w:p>
+          <w:p>
+            <w:pPr>
+              <w:spacing w:before="0" w:after="0"/>
+            </w:pPr>
+            <w:r>
+              <w:rPr>
+                <w:rFonts w:ascii="BIZ UDPGothic" w:cs="BIZ UDPGothic" w:eastAsia="BIZ UDPGothic" w:hAnsi="BIZ UDPGothic"/>
+                <w:color w:val="404040"/>
+                <w:sz w:val="18"/>
+                <w:szCs w:val="18"/>
+              </w:rPr>
+              <w:t xml:space="preserve">T2: FTP送信正常確認</w:t>
+            </w:r>
+          </w:p>
+          <w:p>
+            <w:pPr>
+              <w:spacing w:before="0" w:after="0"/>
+            </w:pPr>
+            <w:r>
+              <w:rPr>
+                <w:rFonts w:ascii="BIZ UDPGothic" w:cs="BIZ UDPGothic" w:eastAsia="BIZ UDPGothic" w:hAnsi="BIZ UDPGothic"/>
+                <w:color w:val="404040"/>
+                <w:sz w:val="18"/>
+                <w:szCs w:val="18"/>
+              </w:rPr>
+              <w:t xml:space="preserve">T3: ファイルパス確認</w:t>
+            </w:r>
+          </w:p>
+        </w:tc>
+      </w:tr>
+    </w:tbl>
     <w:p>
       <w:pPr>
         <w:spacing w:before="100" w:after="100"/>
